--- a/NewAndImproved/drive-download-20261015T192951Z-1-001/Woodworking Workshop Plans - Herb Trough & Bird Feeder.docx
+++ b/NewAndImproved/drive-download-20261015T192951Z-1-001/Woodworking Workshop Plans - Herb Trough & Bird Feeder.docx
@@ -3093,54 +3093,6 @@
           <w:rtl w:val="0"/>
         </w:rPr>
         <w:t xml:space="preserve">                        |======| [340mm x 145mm Base + 4x Ø8mm Drain Holes]</w:t>
-      </w:r>
-    </w:p>
-    <w:p>
-      <w:pPr>
-        <w:pStyle w:val="Heading2"/>
-        <w:rPr/>
-      </w:pPr>
-      <w:bookmarkStart w:colFirst="0" w:colLast="0" w:name="_9u4idtfm1h08" w:id="14"/>
-      <w:bookmarkEnd w:id="14"/>
-      <w:r>
-        <w:rPr>
-          <w:rtl w:val="0"/>
-        </w:rPr>
-        <w:t xml:space="preserve">Provenance &amp; Design Story</w:t>
-      </w:r>
-    </w:p>
-    <w:p>
-      <w:pPr>
-        <w:rPr/>
-      </w:pPr>
-      <w:r>
-        <w:rPr>
-          <w:rtl w:val="0"/>
-        </w:rPr>
-        <w:t xml:space="preserve">The original feeder prototype was built in a garden shed outside Greyton in the winter of 2019 by roof carpenter Sarel Booysen. Constructed from reclaimed 30-year-old pine roof trusses off a river cottage, the design addressed a common failure: standard plastic feeders trapping rain and molding bird seed.</w:t>
-      </w:r>
-    </w:p>
-    <w:p>
-      <w:pPr>
-        <w:spacing w:after="0" w:before="0" w:lineRule="auto"/>
-        <w:ind w:left="0" w:firstLine="0"/>
-        <w:rPr/>
-      </w:pPr>
-      <w:r>
-        <w:rPr>
-          <w:rtl w:val="0"/>
-        </w:rPr>
-      </w:r>
-    </w:p>
-    <w:p>
-      <w:pPr>
-        <w:rPr/>
-      </w:pPr>
-      <w:r>
-        <w:rPr>
-          <w:rtl w:val="0"/>
-        </w:rPr>
-        <w:t xml:space="preserve">Booysen adopted a 25-degree roof pitch matching his rafter jigs, shallow 50 mm tray walls to accommodate sparrows while deterring pigeons, and an M6 stainless threaded rod joint. The tool-free wing nut design allowed immediate dismantling for cleaning. Finished with natural wood oil rather than flaking varnish, the open design spread across the valley by informal copying.</w:t>
       </w:r>
     </w:p>
     <w:sectPr>
